--- a/7-1 lab/1 лаб Руденко Вячеслав 20221.docx
+++ b/7-1 lab/1 лаб Руденко Вячеслав 20221.docx
@@ -1084,18 +1084,14 @@
       <w:sdtContent>
         <w:p>
           <w:pPr>
+            <w:ind w:firstLine="0"/>
             <w:rPr>
-              <w:rFonts w:cs="Times New Roman"/>
-              <w:szCs w:val="28"/>
-              <w:lang w:val="en-US"/>
+              <w:rStyle w:val="10"/>
             </w:rPr>
           </w:pPr>
           <w:r>
             <w:rPr>
-              <w:rFonts w:cs="Times New Roman"/>
-              <w:color w:val="605E5C"/>
-              <w:szCs w:val="28"/>
-              <w:shd w:val="clear" w:color="auto" w:fill="E1DFDD"/>
+              <w:rStyle w:val="10"/>
             </w:rPr>
             <w:t>СОДЕРЖАНИЕ</w:t>
           </w:r>
@@ -1103,6 +1099,7 @@
         <w:p>
           <w:pPr>
             <w:pStyle w:val="11"/>
+            <w:ind w:firstLine="0"/>
             <w:rPr>
               <w:rFonts w:ascii="Times New Roman" w:eastAsiaTheme="minorEastAsia" w:hAnsi="Times New Roman" w:cs="Times New Roman"/>
               <w:b w:val="0"/>
@@ -1144,7 +1141,7 @@
             </w:rPr>
             <w:fldChar w:fldCharType="separate"/>
           </w:r>
-          <w:hyperlink w:anchor="_Toc191285460" w:history="1">
+          <w:hyperlink w:anchor="_Toc192682717" w:history="1">
             <w:r>
               <w:rPr>
                 <w:rStyle w:val="af"/>
@@ -1154,7 +1151,6 @@
                 <w:noProof/>
                 <w:sz w:val="28"/>
                 <w:szCs w:val="28"/>
-                <w:u w:val="none"/>
               </w:rPr>
               <w:t>ОБЩАЯ ЧАСТЬ</w:t>
             </w:r>
@@ -1192,7 +1188,7 @@
                 <w:sz w:val="28"/>
                 <w:szCs w:val="28"/>
               </w:rPr>
-              <w:instrText xml:space="preserve"> PAGEREF _Toc191285460 \h </w:instrText>
+              <w:instrText xml:space="preserve"> PAGEREF _Toc192682717 \h </w:instrText>
             </w:r>
             <w:r>
               <w:rPr>
@@ -1250,37 +1246,20 @@
               <w:ilvl w:val="0"/>
               <w:numId w:val="0"/>
             </w:numPr>
-            <w:ind w:left="1080"/>
             <w:rPr>
               <w:rFonts w:eastAsiaTheme="minorEastAsia"/>
+              <w:smallCaps w:val="0"/>
               <w:noProof/>
               <w:lang w:eastAsia="ru-RU"/>
             </w:rPr>
           </w:pPr>
-          <w:hyperlink w:anchor="_Toc191285461" w:history="1">
+          <w:hyperlink w:anchor="_Toc192682718" w:history="1">
             <w:r>
               <w:rPr>
                 <w:rStyle w:val="af"/>
                 <w:noProof/>
-                <w:u w:val="none"/>
               </w:rPr>
-              <w:t>1.1</w:t>
-            </w:r>
-            <w:r>
-              <w:rPr>
-                <w:rFonts w:eastAsiaTheme="minorEastAsia"/>
-                <w:noProof/>
-                <w:lang w:eastAsia="ru-RU"/>
-              </w:rPr>
-              <w:t xml:space="preserve"> </w:t>
-            </w:r>
-            <w:r>
-              <w:rPr>
-                <w:rStyle w:val="af"/>
-                <w:noProof/>
-                <w:u w:val="none"/>
-              </w:rPr>
-              <w:t>Цель работы</w:t>
+              <w:t>1.1 Цель работы</w:t>
             </w:r>
             <w:r>
               <w:rPr>
@@ -1301,7 +1280,7 @@
                 <w:noProof/>
                 <w:webHidden/>
               </w:rPr>
-              <w:instrText xml:space="preserve"> PAGEREF _Toc191285461 \h </w:instrText>
+              <w:instrText xml:space="preserve"> PAGEREF _Toc192682718 \h </w:instrText>
             </w:r>
             <w:r>
               <w:rPr>
@@ -1339,37 +1318,20 @@
               <w:ilvl w:val="0"/>
               <w:numId w:val="0"/>
             </w:numPr>
-            <w:ind w:left="1080"/>
             <w:rPr>
               <w:rFonts w:eastAsiaTheme="minorEastAsia"/>
+              <w:smallCaps w:val="0"/>
               <w:noProof/>
               <w:lang w:eastAsia="ru-RU"/>
             </w:rPr>
           </w:pPr>
-          <w:hyperlink w:anchor="_Toc191285462" w:history="1">
+          <w:hyperlink w:anchor="_Toc192682719" w:history="1">
             <w:r>
               <w:rPr>
                 <w:rStyle w:val="af"/>
                 <w:noProof/>
-                <w:u w:val="none"/>
               </w:rPr>
-              <w:t>1.2</w:t>
-            </w:r>
-            <w:r>
-              <w:rPr>
-                <w:rFonts w:eastAsiaTheme="minorEastAsia"/>
-                <w:noProof/>
-                <w:lang w:eastAsia="ru-RU"/>
-              </w:rPr>
-              <w:t xml:space="preserve"> </w:t>
-            </w:r>
-            <w:r>
-              <w:rPr>
-                <w:rStyle w:val="af"/>
-                <w:noProof/>
-                <w:u w:val="none"/>
-              </w:rPr>
-              <w:t>Формулировка задачи</w:t>
+              <w:t>1.2 Формулировка задачи</w:t>
             </w:r>
             <w:r>
               <w:rPr>
@@ -1390,7 +1352,7 @@
                 <w:noProof/>
                 <w:webHidden/>
               </w:rPr>
-              <w:instrText xml:space="preserve"> PAGEREF _Toc191285462 \h </w:instrText>
+              <w:instrText xml:space="preserve"> PAGEREF _Toc192682719 \h </w:instrText>
             </w:r>
             <w:r>
               <w:rPr>
@@ -1424,6 +1386,7 @@
         <w:p>
           <w:pPr>
             <w:pStyle w:val="11"/>
+            <w:ind w:firstLine="0"/>
             <w:rPr>
               <w:rFonts w:ascii="Times New Roman" w:eastAsiaTheme="minorEastAsia" w:hAnsi="Times New Roman" w:cs="Times New Roman"/>
               <w:b w:val="0"/>
@@ -1435,7 +1398,7 @@
               <w:lang w:eastAsia="ru-RU"/>
             </w:rPr>
           </w:pPr>
-          <w:hyperlink w:anchor="_Toc191285463" w:history="1">
+          <w:hyperlink w:anchor="_Toc192682720" w:history="1">
             <w:r>
               <w:rPr>
                 <w:rStyle w:val="af"/>
@@ -1445,7 +1408,6 @@
                 <w:noProof/>
                 <w:sz w:val="28"/>
                 <w:szCs w:val="28"/>
-                <w:u w:val="none"/>
               </w:rPr>
               <w:t>ХОД РАБОТЫ</w:t>
             </w:r>
@@ -1483,7 +1445,7 @@
                 <w:sz w:val="28"/>
                 <w:szCs w:val="28"/>
               </w:rPr>
-              <w:instrText xml:space="preserve"> PAGEREF _Toc191285463 \h </w:instrText>
+              <w:instrText xml:space="preserve"> PAGEREF _Toc192682720 \h </w:instrText>
             </w:r>
             <w:r>
               <w:rPr>
@@ -1537,6 +1499,7 @@
         <w:p>
           <w:pPr>
             <w:pStyle w:val="11"/>
+            <w:ind w:firstLine="0"/>
             <w:rPr>
               <w:rFonts w:ascii="Times New Roman" w:eastAsiaTheme="minorEastAsia" w:hAnsi="Times New Roman" w:cs="Times New Roman"/>
               <w:b w:val="0"/>
@@ -1548,7 +1511,7 @@
               <w:lang w:eastAsia="ru-RU"/>
             </w:rPr>
           </w:pPr>
-          <w:hyperlink w:anchor="_Toc191285464" w:history="1">
+          <w:hyperlink w:anchor="_Toc192682721" w:history="1">
             <w:r>
               <w:rPr>
                 <w:rStyle w:val="af"/>
@@ -1558,7 +1521,6 @@
                 <w:noProof/>
                 <w:sz w:val="28"/>
                 <w:szCs w:val="28"/>
-                <w:u w:val="none"/>
               </w:rPr>
               <w:t>ЗАКЛЮЧЕНИЕ</w:t>
             </w:r>
@@ -1596,7 +1558,7 @@
                 <w:sz w:val="28"/>
                 <w:szCs w:val="28"/>
               </w:rPr>
-              <w:instrText xml:space="preserve"> PAGEREF _Toc191285464 \h </w:instrText>
+              <w:instrText xml:space="preserve"> PAGEREF _Toc192682721 \h </w:instrText>
             </w:r>
             <w:r>
               <w:rPr>
@@ -1650,6 +1612,7 @@
         <w:p>
           <w:pPr>
             <w:pStyle w:val="11"/>
+            <w:ind w:firstLine="0"/>
             <w:rPr>
               <w:rFonts w:ascii="Times New Roman" w:eastAsiaTheme="minorEastAsia" w:hAnsi="Times New Roman" w:cs="Times New Roman"/>
               <w:b w:val="0"/>
@@ -1661,7 +1624,7 @@
               <w:lang w:eastAsia="ru-RU"/>
             </w:rPr>
           </w:pPr>
-          <w:hyperlink w:anchor="_Toc191285465" w:history="1">
+          <w:hyperlink w:anchor="_Toc192682722" w:history="1">
             <w:r>
               <w:rPr>
                 <w:rStyle w:val="af"/>
@@ -1671,120 +1634,6 @@
                 <w:noProof/>
                 <w:sz w:val="28"/>
                 <w:szCs w:val="28"/>
-                <w:u w:val="none"/>
-              </w:rPr>
-              <w:t>СПИСОК ИСПОЛЬЗУЕМЫХ ИСТОЧНИКОВ</w:t>
-            </w:r>
-            <w:r>
-              <w:rPr>
-                <w:rFonts w:ascii="Times New Roman" w:hAnsi="Times New Roman" w:cs="Times New Roman"/>
-                <w:b w:val="0"/>
-                <w:bCs w:val="0"/>
-                <w:noProof/>
-                <w:webHidden/>
-                <w:sz w:val="28"/>
-                <w:szCs w:val="28"/>
-              </w:rPr>
-              <w:tab/>
-            </w:r>
-            <w:r>
-              <w:rPr>
-                <w:rFonts w:ascii="Times New Roman" w:hAnsi="Times New Roman" w:cs="Times New Roman"/>
-                <w:b w:val="0"/>
-                <w:bCs w:val="0"/>
-                <w:noProof/>
-                <w:webHidden/>
-                <w:sz w:val="28"/>
-                <w:szCs w:val="28"/>
-              </w:rPr>
-              <w:fldChar w:fldCharType="begin"/>
-            </w:r>
-            <w:r>
-              <w:rPr>
-                <w:rFonts w:ascii="Times New Roman" w:hAnsi="Times New Roman" w:cs="Times New Roman"/>
-                <w:b w:val="0"/>
-                <w:bCs w:val="0"/>
-                <w:noProof/>
-                <w:webHidden/>
-                <w:sz w:val="28"/>
-                <w:szCs w:val="28"/>
-              </w:rPr>
-              <w:instrText xml:space="preserve"> PAGEREF _Toc191285465 \h </w:instrText>
-            </w:r>
-            <w:r>
-              <w:rPr>
-                <w:rFonts w:ascii="Times New Roman" w:hAnsi="Times New Roman" w:cs="Times New Roman"/>
-                <w:b w:val="0"/>
-                <w:bCs w:val="0"/>
-                <w:noProof/>
-                <w:webHidden/>
-                <w:sz w:val="28"/>
-                <w:szCs w:val="28"/>
-              </w:rPr>
-            </w:r>
-            <w:r>
-              <w:rPr>
-                <w:rFonts w:ascii="Times New Roman" w:hAnsi="Times New Roman" w:cs="Times New Roman"/>
-                <w:b w:val="0"/>
-                <w:bCs w:val="0"/>
-                <w:noProof/>
-                <w:webHidden/>
-                <w:sz w:val="28"/>
-                <w:szCs w:val="28"/>
-              </w:rPr>
-              <w:fldChar w:fldCharType="separate"/>
-            </w:r>
-            <w:r>
-              <w:rPr>
-                <w:rFonts w:ascii="Times New Roman" w:hAnsi="Times New Roman" w:cs="Times New Roman"/>
-                <w:b w:val="0"/>
-                <w:bCs w:val="0"/>
-                <w:noProof/>
-                <w:webHidden/>
-                <w:sz w:val="28"/>
-                <w:szCs w:val="28"/>
-              </w:rPr>
-              <w:t>14</w:t>
-            </w:r>
-            <w:r>
-              <w:rPr>
-                <w:rFonts w:ascii="Times New Roman" w:hAnsi="Times New Roman" w:cs="Times New Roman"/>
-                <w:b w:val="0"/>
-                <w:bCs w:val="0"/>
-                <w:noProof/>
-                <w:webHidden/>
-                <w:sz w:val="28"/>
-                <w:szCs w:val="28"/>
-              </w:rPr>
-              <w:fldChar w:fldCharType="end"/>
-            </w:r>
-          </w:hyperlink>
-        </w:p>
-        <w:p>
-          <w:pPr>
-            <w:pStyle w:val="11"/>
-            <w:rPr>
-              <w:rFonts w:ascii="Times New Roman" w:eastAsiaTheme="minorEastAsia" w:hAnsi="Times New Roman" w:cs="Times New Roman"/>
-              <w:b w:val="0"/>
-              <w:bCs w:val="0"/>
-              <w:caps w:val="0"/>
-              <w:noProof/>
-              <w:sz w:val="28"/>
-              <w:szCs w:val="28"/>
-              <w:lang w:eastAsia="ru-RU"/>
-            </w:rPr>
-          </w:pPr>
-          <w:hyperlink w:anchor="_Toc191285466" w:history="1">
-            <w:r>
-              <w:rPr>
-                <w:rStyle w:val="af"/>
-                <w:rFonts w:ascii="Times New Roman" w:hAnsi="Times New Roman" w:cs="Times New Roman"/>
-                <w:b w:val="0"/>
-                <w:bCs w:val="0"/>
-                <w:noProof/>
-                <w:sz w:val="28"/>
-                <w:szCs w:val="28"/>
-                <w:u w:val="none"/>
               </w:rPr>
               <w:t>Приложение А</w:t>
             </w:r>
@@ -1822,7 +1671,7 @@
                 <w:sz w:val="28"/>
                 <w:szCs w:val="28"/>
               </w:rPr>
-              <w:instrText xml:space="preserve"> PAGEREF _Toc191285466 \h </w:instrText>
+              <w:instrText xml:space="preserve"> PAGEREF _Toc192682722 \h </w:instrText>
             </w:r>
             <w:r>
               <w:rPr>
@@ -1899,7 +1748,7 @@
         <w:br w:type="page"/>
       </w:r>
       <w:bookmarkStart w:id="3" w:name="_Toc190265514"/>
-      <w:bookmarkStart w:id="4" w:name="_Toc191285460"/>
+      <w:bookmarkStart w:id="4" w:name="_Toc192682717"/>
       <w:bookmarkEnd w:id="2"/>
       <w:bookmarkEnd w:id="1"/>
       <w:r>
@@ -1916,10 +1765,10 @@
       </w:pPr>
       <w:bookmarkStart w:id="6" w:name="_Toc181788542"/>
       <w:bookmarkStart w:id="7" w:name="_Toc190265515"/>
-      <w:r>
-        <w:t xml:space="preserve"> </w:t>
-      </w:r>
-      <w:bookmarkStart w:id="8" w:name="_Toc191285461"/>
+      <w:bookmarkStart w:id="8" w:name="_Toc192682718"/>
+      <w:r>
+        <w:t xml:space="preserve">1.1 </w:t>
+      </w:r>
       <w:r>
         <w:t>Цель работы</w:t>
       </w:r>
@@ -1930,7 +1779,6 @@
     </w:p>
     <w:p>
       <w:pPr>
-        <w:ind w:firstLine="360"/>
         <w:rPr>
           <w:rFonts w:cs="Times New Roman"/>
           <w:szCs w:val="28"/>
@@ -1983,10 +1831,10 @@
       <w:pPr>
         <w:pStyle w:val="20"/>
       </w:pPr>
-      <w:r>
-        <w:t xml:space="preserve"> </w:t>
-      </w:r>
-      <w:bookmarkStart w:id="12" w:name="_Toc191285462"/>
+      <w:bookmarkStart w:id="12" w:name="_Toc192682719"/>
+      <w:r>
+        <w:t xml:space="preserve">1.2 </w:t>
+      </w:r>
       <w:r>
         <w:t>Формулировка задачи</w:t>
       </w:r>
@@ -1997,7 +1845,6 @@
     </w:p>
     <w:p>
       <w:pPr>
-        <w:ind w:firstLine="360"/>
         <w:rPr>
           <w:rFonts w:cs="Times New Roman"/>
           <w:noProof/>
@@ -2016,10 +1863,6 @@
     <w:p>
       <w:pPr>
         <w:pStyle w:val="a"/>
-        <w:numPr>
-          <w:ilvl w:val="0"/>
-          <w:numId w:val="36"/>
-        </w:numPr>
         <w:rPr>
           <w:szCs w:val="28"/>
         </w:rPr>
@@ -2034,10 +1877,6 @@
     <w:p>
       <w:pPr>
         <w:pStyle w:val="a"/>
-        <w:numPr>
-          <w:ilvl w:val="0"/>
-          <w:numId w:val="36"/>
-        </w:numPr>
         <w:rPr>
           <w:szCs w:val="28"/>
         </w:rPr>
@@ -2052,10 +1891,6 @@
     <w:p>
       <w:pPr>
         <w:pStyle w:val="a"/>
-        <w:numPr>
-          <w:ilvl w:val="0"/>
-          <w:numId w:val="36"/>
-        </w:numPr>
         <w:rPr>
           <w:szCs w:val="28"/>
         </w:rPr>
@@ -2070,10 +1905,6 @@
     <w:p>
       <w:pPr>
         <w:pStyle w:val="a"/>
-        <w:numPr>
-          <w:ilvl w:val="0"/>
-          <w:numId w:val="36"/>
-        </w:numPr>
         <w:rPr>
           <w:szCs w:val="28"/>
         </w:rPr>
@@ -2088,10 +1919,6 @@
     <w:p>
       <w:pPr>
         <w:pStyle w:val="a"/>
-        <w:numPr>
-          <w:ilvl w:val="0"/>
-          <w:numId w:val="36"/>
-        </w:numPr>
         <w:rPr>
           <w:szCs w:val="28"/>
         </w:rPr>
@@ -2110,7 +1937,7 @@
       <w:r>
         <w:br w:type="page"/>
       </w:r>
-      <w:bookmarkStart w:id="13" w:name="_Toc191285463"/>
+      <w:bookmarkStart w:id="13" w:name="_Toc192682720"/>
       <w:r>
         <w:lastRenderedPageBreak/>
         <w:t>ХОД РАБОТЫ</w:t>
@@ -3945,7 +3772,7 @@
     </w:p>
     <w:p>
       <w:pPr>
-        <w:ind w:firstLine="0"/>
+        <w:ind w:firstLine="708"/>
         <w:rPr>
           <w:rFonts w:cs="Times New Roman"/>
           <w:szCs w:val="28"/>
@@ -3975,7 +3802,7 @@
     </w:p>
     <w:p>
       <w:pPr>
-        <w:ind w:firstLine="0"/>
+        <w:ind w:firstLine="360"/>
         <w:rPr>
           <w:rFonts w:cs="Times New Roman"/>
           <w:szCs w:val="28"/>
@@ -4108,7 +3935,7 @@
       <w:pPr>
         <w:pStyle w:val="1"/>
       </w:pPr>
-      <w:bookmarkStart w:id="20" w:name="_Toc191285464"/>
+      <w:bookmarkStart w:id="20" w:name="_Toc192682721"/>
       <w:r>
         <w:lastRenderedPageBreak/>
         <w:t>ЗАКЛЮЧЕНИЕ</w:t>
@@ -4167,13 +3994,15 @@
         </w:rPr>
         <w:t>) и реализована нейронная сеть для классификации рукописных цифр из набора данных MNIST. В ходе работы были использованы продвинутые методы обучения, такие как нормализация, стандартизация и инициализация весов.</w:t>
       </w:r>
-      <w:r>
-        <w:rPr>
-          <w:rFonts w:cs="Times New Roman"/>
-          <w:szCs w:val="28"/>
-        </w:rPr>
-        <w:br/>
-      </w:r>
+    </w:p>
+    <w:p>
+      <w:pPr>
+        <w:ind w:firstLine="708"/>
+        <w:rPr>
+          <w:rFonts w:cs="Times New Roman"/>
+          <w:szCs w:val="28"/>
+        </w:rPr>
+      </w:pPr>
       <w:r>
         <w:rPr>
           <w:rFonts w:cs="Times New Roman"/>
@@ -4181,24 +4010,32 @@
         </w:rPr>
         <w:br w:type="page"/>
       </w:r>
-      <w:bookmarkStart w:id="23" w:name="_Toc191285465"/>
-      <w:r>
+      <w:r>
+        <w:rPr>
+          <w:rFonts w:cs="Times New Roman"/>
+          <w:szCs w:val="28"/>
+        </w:rPr>
         <w:lastRenderedPageBreak/>
         <w:t>СПИСОК ИСПОЛЬЗУЕМЫХ ИСТОЧНИКОВ</w:t>
       </w:r>
       <w:bookmarkEnd w:id="21"/>
       <w:bookmarkEnd w:id="22"/>
-      <w:bookmarkEnd w:id="23"/>
-    </w:p>
-    <w:p>
-      <w:pPr>
-        <w:pStyle w:val="2"/>
+    </w:p>
+    <w:p>
+      <w:pPr>
+        <w:pStyle w:val="a"/>
         <w:numPr>
           <w:ilvl w:val="0"/>
-          <w:numId w:val="6"/>
+          <w:numId w:val="44"/>
         </w:numPr>
-      </w:pPr>
-      <w:r>
+        <w:rPr>
+          <w:szCs w:val="28"/>
+        </w:rPr>
+      </w:pPr>
+      <w:r>
+        <w:rPr>
+          <w:szCs w:val="28"/>
+        </w:rPr>
         <w:t xml:space="preserve">ГОСТ Р 7.0.97-2016. Национальный стандарт Российской Федерации. Система стандартов по информации, библиотечному и издательскому делу. Организационно-распорядительная документация. Требования к оформлению документов: утвержден и введен в действие Приказом Федерального агентства по техническому регулированию и метрологии от 14.05.2018 N 244-ст: Дата введения 2018-07-01. - URL: </w:t>
       </w:r>
       <w:hyperlink r:id="rId22" w:history="1">
@@ -4206,12 +4043,16 @@
           <w:rPr>
             <w:rStyle w:val="af"/>
             <w:color w:val="auto"/>
+            <w:szCs w:val="28"/>
             <w:u w:val="none"/>
           </w:rPr>
           <w:t>https://docs.cntd.ru/document/1200159234</w:t>
         </w:r>
       </w:hyperlink>
       <w:r>
+        <w:rPr>
+          <w:szCs w:val="28"/>
+        </w:rPr>
         <w:t xml:space="preserve"> (дата обращения: 02.10.2024). - Текст: электронный.</w:t>
       </w:r>
     </w:p>
@@ -4240,14 +4081,14 @@
       <w:pPr>
         <w:pStyle w:val="1"/>
       </w:pPr>
-      <w:bookmarkStart w:id="24" w:name="_Toc191285466"/>
+      <w:bookmarkStart w:id="23" w:name="_Toc192682722"/>
       <w:bookmarkEnd w:id="18"/>
       <w:bookmarkEnd w:id="19"/>
       <w:r>
         <w:lastRenderedPageBreak/>
         <w:t>Приложение А</w:t>
       </w:r>
-      <w:bookmarkEnd w:id="24"/>
+      <w:bookmarkEnd w:id="23"/>
     </w:p>
     <w:p>
       <w:pPr>
@@ -12337,7 +12178,6 @@
     <w:lvl w:ilvl="1">
       <w:start w:val="1"/>
       <w:numFmt w:val="decimal"/>
-      <w:pStyle w:val="a"/>
       <w:lvlText w:val="%1.%2"/>
       <w:lvlJc w:val="left"/>
       <w:pPr>
@@ -12659,6 +12499,119 @@
     </w:lvl>
   </w:abstractNum>
   <w:abstractNum w:abstractNumId="8" w15:restartNumberingAfterBreak="0">
+    <w:nsid w:val="11343BEF"/>
+    <w:multiLevelType w:val="multilevel"/>
+    <w:tmpl w:val="16B4774A"/>
+    <w:lvl w:ilvl="0">
+      <w:start w:val="1"/>
+      <w:numFmt w:val="decimal"/>
+      <w:lvlText w:val="%1"/>
+      <w:lvlJc w:val="left"/>
+      <w:pPr>
+        <w:ind w:left="360" w:hanging="360"/>
+      </w:pPr>
+      <w:rPr>
+        <w:rFonts w:hint="default"/>
+      </w:rPr>
+    </w:lvl>
+    <w:lvl w:ilvl="1">
+      <w:start w:val="1"/>
+      <w:numFmt w:val="decimal"/>
+      <w:lvlText w:val="%1.%2"/>
+      <w:lvlJc w:val="left"/>
+      <w:pPr>
+        <w:ind w:left="1069" w:hanging="360"/>
+      </w:pPr>
+      <w:rPr>
+        <w:rFonts w:hint="default"/>
+      </w:rPr>
+    </w:lvl>
+    <w:lvl w:ilvl="2">
+      <w:start w:val="1"/>
+      <w:numFmt w:val="decimal"/>
+      <w:lvlText w:val="%1.%2.%3"/>
+      <w:lvlJc w:val="left"/>
+      <w:pPr>
+        <w:ind w:left="2138" w:hanging="720"/>
+      </w:pPr>
+      <w:rPr>
+        <w:rFonts w:hint="default"/>
+      </w:rPr>
+    </w:lvl>
+    <w:lvl w:ilvl="3">
+      <w:start w:val="1"/>
+      <w:numFmt w:val="decimal"/>
+      <w:lvlText w:val="%1.%2.%3.%4"/>
+      <w:lvlJc w:val="left"/>
+      <w:pPr>
+        <w:ind w:left="3207" w:hanging="1080"/>
+      </w:pPr>
+      <w:rPr>
+        <w:rFonts w:hint="default"/>
+      </w:rPr>
+    </w:lvl>
+    <w:lvl w:ilvl="4">
+      <w:start w:val="1"/>
+      <w:numFmt w:val="decimal"/>
+      <w:lvlText w:val="%1.%2.%3.%4.%5"/>
+      <w:lvlJc w:val="left"/>
+      <w:pPr>
+        <w:ind w:left="3916" w:hanging="1080"/>
+      </w:pPr>
+      <w:rPr>
+        <w:rFonts w:hint="default"/>
+      </w:rPr>
+    </w:lvl>
+    <w:lvl w:ilvl="5">
+      <w:start w:val="1"/>
+      <w:numFmt w:val="decimal"/>
+      <w:lvlText w:val="%1.%2.%3.%4.%5.%6"/>
+      <w:lvlJc w:val="left"/>
+      <w:pPr>
+        <w:ind w:left="4985" w:hanging="1440"/>
+      </w:pPr>
+      <w:rPr>
+        <w:rFonts w:hint="default"/>
+      </w:rPr>
+    </w:lvl>
+    <w:lvl w:ilvl="6">
+      <w:start w:val="1"/>
+      <w:numFmt w:val="decimal"/>
+      <w:lvlText w:val="%1.%2.%3.%4.%5.%6.%7"/>
+      <w:lvlJc w:val="left"/>
+      <w:pPr>
+        <w:ind w:left="5694" w:hanging="1440"/>
+      </w:pPr>
+      <w:rPr>
+        <w:rFonts w:hint="default"/>
+      </w:rPr>
+    </w:lvl>
+    <w:lvl w:ilvl="7">
+      <w:start w:val="1"/>
+      <w:numFmt w:val="decimal"/>
+      <w:lvlText w:val="%1.%2.%3.%4.%5.%6.%7.%8"/>
+      <w:lvlJc w:val="left"/>
+      <w:pPr>
+        <w:ind w:left="6763" w:hanging="1800"/>
+      </w:pPr>
+      <w:rPr>
+        <w:rFonts w:hint="default"/>
+      </w:rPr>
+    </w:lvl>
+    <w:lvl w:ilvl="8">
+      <w:start w:val="1"/>
+      <w:numFmt w:val="decimal"/>
+      <w:lvlText w:val="%1.%2.%3.%4.%5.%6.%7.%8.%9"/>
+      <w:lvlJc w:val="left"/>
+      <w:pPr>
+        <w:ind w:left="7832" w:hanging="2160"/>
+      </w:pPr>
+      <w:rPr>
+        <w:rFonts w:hint="default"/>
+      </w:rPr>
+    </w:lvl>
+  </w:abstractNum>
+  <w:abstractNum w:abstractNumId="9" w15:restartNumberingAfterBreak="0">
     <w:nsid w:val="13973841"/>
     <w:multiLevelType w:val="hybridMultilevel"/>
     <w:tmpl w:val="4F2EF260"/>
@@ -12747,7 +12700,7 @@
       </w:pPr>
     </w:lvl>
   </w:abstractNum>
-  <w:abstractNum w:abstractNumId="9" w15:restartNumberingAfterBreak="0">
+  <w:abstractNum w:abstractNumId="10" w15:restartNumberingAfterBreak="0">
     <w:nsid w:val="1A3D438B"/>
     <w:multiLevelType w:val="hybridMultilevel"/>
     <w:tmpl w:val="F3C21C24"/>
@@ -12833,7 +12786,7 @@
       </w:pPr>
     </w:lvl>
   </w:abstractNum>
-  <w:abstractNum w:abstractNumId="10" w15:restartNumberingAfterBreak="0">
+  <w:abstractNum w:abstractNumId="11" w15:restartNumberingAfterBreak="0">
     <w:nsid w:val="1B33248C"/>
     <w:multiLevelType w:val="hybridMultilevel"/>
     <w:tmpl w:val="879E3DF2"/>
@@ -12919,7 +12872,7 @@
       </w:pPr>
     </w:lvl>
   </w:abstractNum>
-  <w:abstractNum w:abstractNumId="11" w15:restartNumberingAfterBreak="0">
+  <w:abstractNum w:abstractNumId="12" w15:restartNumberingAfterBreak="0">
     <w:nsid w:val="1F5073BF"/>
     <w:multiLevelType w:val="hybridMultilevel"/>
     <w:tmpl w:val="7C8A2024"/>
@@ -13032,7 +12985,7 @@
       </w:rPr>
     </w:lvl>
   </w:abstractNum>
-  <w:abstractNum w:abstractNumId="12" w15:restartNumberingAfterBreak="0">
+  <w:abstractNum w:abstractNumId="13" w15:restartNumberingAfterBreak="0">
     <w:nsid w:val="24284C33"/>
     <w:multiLevelType w:val="hybridMultilevel"/>
     <w:tmpl w:val="2D30F8A4"/>
@@ -13145,7 +13098,7 @@
       </w:rPr>
     </w:lvl>
   </w:abstractNum>
-  <w:abstractNum w:abstractNumId="13" w15:restartNumberingAfterBreak="0">
+  <w:abstractNum w:abstractNumId="14" w15:restartNumberingAfterBreak="0">
     <w:nsid w:val="28573CB4"/>
     <w:multiLevelType w:val="multilevel"/>
     <w:tmpl w:val="C44071B8"/>
@@ -13267,7 +13220,7 @@
       </w:rPr>
     </w:lvl>
   </w:abstractNum>
-  <w:abstractNum w:abstractNumId="14" w15:restartNumberingAfterBreak="0">
+  <w:abstractNum w:abstractNumId="15" w15:restartNumberingAfterBreak="0">
     <w:nsid w:val="293804E8"/>
     <w:multiLevelType w:val="hybridMultilevel"/>
     <w:tmpl w:val="2C5C3652"/>
@@ -13356,7 +13309,7 @@
       </w:pPr>
     </w:lvl>
   </w:abstractNum>
-  <w:abstractNum w:abstractNumId="15" w15:restartNumberingAfterBreak="0">
+  <w:abstractNum w:abstractNumId="16" w15:restartNumberingAfterBreak="0">
     <w:nsid w:val="2A913819"/>
     <w:multiLevelType w:val="hybridMultilevel"/>
     <w:tmpl w:val="8CA63F98"/>
@@ -13469,7 +13422,93 @@
       </w:rPr>
     </w:lvl>
   </w:abstractNum>
-  <w:abstractNum w:abstractNumId="16" w15:restartNumberingAfterBreak="0">
+  <w:abstractNum w:abstractNumId="17" w15:restartNumberingAfterBreak="0">
+    <w:nsid w:val="2DC176E9"/>
+    <w:multiLevelType w:val="hybridMultilevel"/>
+    <w:tmpl w:val="322E5D72"/>
+    <w:lvl w:ilvl="0" w:tplc="3922318C">
+      <w:start w:val="1"/>
+      <w:numFmt w:val="decimal"/>
+      <w:lvlText w:val="%1."/>
+      <w:lvlJc w:val="left"/>
+      <w:pPr>
+        <w:ind w:left="720" w:hanging="360"/>
+      </w:pPr>
+    </w:lvl>
+    <w:lvl w:ilvl="1" w:tplc="04190019" w:tentative="1">
+      <w:start w:val="1"/>
+      <w:numFmt w:val="lowerLetter"/>
+      <w:lvlText w:val="%2."/>
+      <w:lvlJc w:val="left"/>
+      <w:pPr>
+        <w:ind w:left="1440" w:hanging="360"/>
+      </w:pPr>
+    </w:lvl>
+    <w:lvl w:ilvl="2" w:tplc="0419001B" w:tentative="1">
+      <w:start w:val="1"/>
+      <w:numFmt w:val="lowerRoman"/>
+      <w:lvlText w:val="%3."/>
+      <w:lvlJc w:val="right"/>
+      <w:pPr>
+        <w:ind w:left="2160" w:hanging="180"/>
+      </w:pPr>
+    </w:lvl>
+    <w:lvl w:ilvl="3" w:tplc="0419000F" w:tentative="1">
+      <w:start w:val="1"/>
+      <w:numFmt w:val="decimal"/>
+      <w:lvlText w:val="%4."/>
+      <w:lvlJc w:val="left"/>
+      <w:pPr>
+        <w:ind w:left="2880" w:hanging="360"/>
+      </w:pPr>
+    </w:lvl>
+    <w:lvl w:ilvl="4" w:tplc="04190019" w:tentative="1">
+      <w:start w:val="1"/>
+      <w:numFmt w:val="lowerLetter"/>
+      <w:lvlText w:val="%5."/>
+      <w:lvlJc w:val="left"/>
+      <w:pPr>
+        <w:ind w:left="3600" w:hanging="360"/>
+      </w:pPr>
+    </w:lvl>
+    <w:lvl w:ilvl="5" w:tplc="0419001B" w:tentative="1">
+      <w:start w:val="1"/>
+      <w:numFmt w:val="lowerRoman"/>
+      <w:lvlText w:val="%6."/>
+      <w:lvlJc w:val="right"/>
+      <w:pPr>
+        <w:ind w:left="4320" w:hanging="180"/>
+      </w:pPr>
+    </w:lvl>
+    <w:lvl w:ilvl="6" w:tplc="0419000F" w:tentative="1">
+      <w:start w:val="1"/>
+      <w:numFmt w:val="decimal"/>
+      <w:lvlText w:val="%7."/>
+      <w:lvlJc w:val="left"/>
+      <w:pPr>
+        <w:ind w:left="5040" w:hanging="360"/>
+      </w:pPr>
+    </w:lvl>
+    <w:lvl w:ilvl="7" w:tplc="04190019" w:tentative="1">
+      <w:start w:val="1"/>
+      <w:numFmt w:val="lowerLetter"/>
+      <w:lvlText w:val="%8."/>
+      <w:lvlJc w:val="left"/>
+      <w:pPr>
+        <w:ind w:left="5760" w:hanging="360"/>
+      </w:pPr>
+    </w:lvl>
+    <w:lvl w:ilvl="8" w:tplc="0419001B" w:tentative="1">
+      <w:start w:val="1"/>
+      <w:numFmt w:val="lowerRoman"/>
+      <w:lvlText w:val="%9."/>
+      <w:lvlJc w:val="right"/>
+      <w:pPr>
+        <w:ind w:left="6480" w:hanging="180"/>
+      </w:pPr>
+    </w:lvl>
+  </w:abstractNum>
+  <w:abstractNum w:abstractNumId="18" w15:restartNumberingAfterBreak="0">
     <w:nsid w:val="355942B3"/>
     <w:multiLevelType w:val="hybridMultilevel"/>
     <w:tmpl w:val="00B46260"/>
@@ -13582,10 +13621,10 @@
       </w:rPr>
     </w:lvl>
   </w:abstractNum>
-  <w:abstractNum w:abstractNumId="17" w15:restartNumberingAfterBreak="0">
+  <w:abstractNum w:abstractNumId="19" w15:restartNumberingAfterBreak="0">
     <w:nsid w:val="39ED071E"/>
     <w:multiLevelType w:val="multilevel"/>
-    <w:tmpl w:val="0B8EA41A"/>
+    <w:tmpl w:val="D45A1BA2"/>
     <w:lvl w:ilvl="0">
       <w:start w:val="1"/>
       <w:numFmt w:val="decimal"/>
@@ -13601,7 +13640,6 @@
     <w:lvl w:ilvl="1">
       <w:start w:val="1"/>
       <w:numFmt w:val="decimal"/>
-      <w:pStyle w:val="20"/>
       <w:lvlText w:val="%1.%2"/>
       <w:lvlJc w:val="left"/>
       <w:pPr>
@@ -13696,7 +13734,120 @@
       </w:rPr>
     </w:lvl>
   </w:abstractNum>
-  <w:abstractNum w:abstractNumId="18" w15:restartNumberingAfterBreak="0">
+  <w:abstractNum w:abstractNumId="20" w15:restartNumberingAfterBreak="0">
+    <w:nsid w:val="3CD502BA"/>
+    <w:multiLevelType w:val="multilevel"/>
+    <w:tmpl w:val="41282E62"/>
+    <w:lvl w:ilvl="0">
+      <w:start w:val="1"/>
+      <w:numFmt w:val="decimal"/>
+      <w:lvlText w:val="%1"/>
+      <w:lvlJc w:val="left"/>
+      <w:pPr>
+        <w:ind w:left="360" w:hanging="360"/>
+      </w:pPr>
+      <w:rPr>
+        <w:rFonts w:hint="default"/>
+      </w:rPr>
+    </w:lvl>
+    <w:lvl w:ilvl="1">
+      <w:start w:val="1"/>
+      <w:numFmt w:val="decimal"/>
+      <w:lvlText w:val="%1.%2"/>
+      <w:lvlJc w:val="left"/>
+      <w:pPr>
+        <w:ind w:left="1069" w:hanging="360"/>
+      </w:pPr>
+      <w:rPr>
+        <w:rFonts w:hint="default"/>
+      </w:rPr>
+    </w:lvl>
+    <w:lvl w:ilvl="2">
+      <w:start w:val="1"/>
+      <w:numFmt w:val="decimal"/>
+      <w:lvlText w:val="%1.%2.%3"/>
+      <w:lvlJc w:val="left"/>
+      <w:pPr>
+        <w:ind w:left="2138" w:hanging="720"/>
+      </w:pPr>
+      <w:rPr>
+        <w:rFonts w:hint="default"/>
+      </w:rPr>
+    </w:lvl>
+    <w:lvl w:ilvl="3">
+      <w:start w:val="1"/>
+      <w:numFmt w:val="decimal"/>
+      <w:lvlText w:val="%1.%2.%3.%4"/>
+      <w:lvlJc w:val="left"/>
+      <w:pPr>
+        <w:ind w:left="3207" w:hanging="1080"/>
+      </w:pPr>
+      <w:rPr>
+        <w:rFonts w:hint="default"/>
+      </w:rPr>
+    </w:lvl>
+    <w:lvl w:ilvl="4">
+      <w:start w:val="1"/>
+      <w:numFmt w:val="decimal"/>
+      <w:lvlText w:val="%1.%2.%3.%4.%5"/>
+      <w:lvlJc w:val="left"/>
+      <w:pPr>
+        <w:ind w:left="3916" w:hanging="1080"/>
+      </w:pPr>
+      <w:rPr>
+        <w:rFonts w:hint="default"/>
+      </w:rPr>
+    </w:lvl>
+    <w:lvl w:ilvl="5">
+      <w:start w:val="1"/>
+      <w:numFmt w:val="decimal"/>
+      <w:lvlText w:val="%1.%2.%3.%4.%5.%6"/>
+      <w:lvlJc w:val="left"/>
+      <w:pPr>
+        <w:ind w:left="4985" w:hanging="1440"/>
+      </w:pPr>
+      <w:rPr>
+        <w:rFonts w:hint="default"/>
+      </w:rPr>
+    </w:lvl>
+    <w:lvl w:ilvl="6">
+      <w:start w:val="1"/>
+      <w:numFmt w:val="decimal"/>
+      <w:lvlText w:val="%1.%2.%3.%4.%5.%6.%7"/>
+      <w:lvlJc w:val="left"/>
+      <w:pPr>
+        <w:ind w:left="5694" w:hanging="1440"/>
+      </w:pPr>
+      <w:rPr>
+        <w:rFonts w:hint="default"/>
+      </w:rPr>
+    </w:lvl>
+    <w:lvl w:ilvl="7">
+      <w:start w:val="1"/>
+      <w:numFmt w:val="decimal"/>
+      <w:lvlText w:val="%1.%2.%3.%4.%5.%6.%7.%8"/>
+      <w:lvlJc w:val="left"/>
+      <w:pPr>
+        <w:ind w:left="6763" w:hanging="1800"/>
+      </w:pPr>
+      <w:rPr>
+        <w:rFonts w:hint="default"/>
+      </w:rPr>
+    </w:lvl>
+    <w:lvl w:ilvl="8">
+      <w:start w:val="1"/>
+      <w:numFmt w:val="decimal"/>
+      <w:lvlText w:val="%1.%2.%3.%4.%5.%6.%7.%8.%9"/>
+      <w:lvlJc w:val="left"/>
+      <w:pPr>
+        <w:ind w:left="7832" w:hanging="2160"/>
+      </w:pPr>
+      <w:rPr>
+        <w:rFonts w:hint="default"/>
+      </w:rPr>
+    </w:lvl>
+  </w:abstractNum>
+  <w:abstractNum w:abstractNumId="21" w15:restartNumberingAfterBreak="0">
     <w:nsid w:val="3E016403"/>
     <w:multiLevelType w:val="hybridMultilevel"/>
     <w:tmpl w:val="17902D4A"/>
@@ -13809,7 +13960,7 @@
       </w:rPr>
     </w:lvl>
   </w:abstractNum>
-  <w:abstractNum w:abstractNumId="19" w15:restartNumberingAfterBreak="0">
+  <w:abstractNum w:abstractNumId="22" w15:restartNumberingAfterBreak="0">
     <w:nsid w:val="499111CA"/>
     <w:multiLevelType w:val="hybridMultilevel"/>
     <w:tmpl w:val="6BFAE4C6"/>
@@ -13922,7 +14073,7 @@
       </w:rPr>
     </w:lvl>
   </w:abstractNum>
-  <w:abstractNum w:abstractNumId="20" w15:restartNumberingAfterBreak="0">
+  <w:abstractNum w:abstractNumId="23" w15:restartNumberingAfterBreak="0">
     <w:nsid w:val="4A4173F1"/>
     <w:multiLevelType w:val="hybridMultilevel"/>
     <w:tmpl w:val="5CA23EA0"/>
@@ -14035,7 +14186,7 @@
       </w:rPr>
     </w:lvl>
   </w:abstractNum>
-  <w:abstractNum w:abstractNumId="21" w15:restartNumberingAfterBreak="0">
+  <w:abstractNum w:abstractNumId="24" w15:restartNumberingAfterBreak="0">
     <w:nsid w:val="4A684140"/>
     <w:multiLevelType w:val="hybridMultilevel"/>
     <w:tmpl w:val="1266564C"/>
@@ -14148,7 +14299,210 @@
       </w:rPr>
     </w:lvl>
   </w:abstractNum>
-  <w:abstractNum w:abstractNumId="22" w15:restartNumberingAfterBreak="0">
+  <w:abstractNum w:abstractNumId="25" w15:restartNumberingAfterBreak="0">
+    <w:nsid w:val="4BC75CB3"/>
+    <w:multiLevelType w:val="hybridMultilevel"/>
+    <w:tmpl w:val="BD808022"/>
+    <w:lvl w:ilvl="0" w:tplc="38E88C0E">
+      <w:start w:val="1"/>
+      <w:numFmt w:val="decimal"/>
+      <w:pStyle w:val="a"/>
+      <w:lvlText w:val="%1."/>
+      <w:lvlJc w:val="left"/>
+      <w:pPr>
+        <w:ind w:left="1068" w:hanging="360"/>
+      </w:pPr>
+      <w:rPr>
+        <w:rFonts w:hint="default"/>
+      </w:rPr>
+    </w:lvl>
+    <w:lvl w:ilvl="1" w:tplc="04190019" w:tentative="1">
+      <w:start w:val="1"/>
+      <w:numFmt w:val="lowerLetter"/>
+      <w:lvlText w:val="%2."/>
+      <w:lvlJc w:val="left"/>
+      <w:pPr>
+        <w:ind w:left="1788" w:hanging="360"/>
+      </w:pPr>
+    </w:lvl>
+    <w:lvl w:ilvl="2" w:tplc="0419001B" w:tentative="1">
+      <w:start w:val="1"/>
+      <w:numFmt w:val="lowerRoman"/>
+      <w:lvlText w:val="%3."/>
+      <w:lvlJc w:val="right"/>
+      <w:pPr>
+        <w:ind w:left="2508" w:hanging="180"/>
+      </w:pPr>
+    </w:lvl>
+    <w:lvl w:ilvl="3" w:tplc="0419000F" w:tentative="1">
+      <w:start w:val="1"/>
+      <w:numFmt w:val="decimal"/>
+      <w:lvlText w:val="%4."/>
+      <w:lvlJc w:val="left"/>
+      <w:pPr>
+        <w:ind w:left="3228" w:hanging="360"/>
+      </w:pPr>
+    </w:lvl>
+    <w:lvl w:ilvl="4" w:tplc="04190019" w:tentative="1">
+      <w:start w:val="1"/>
+      <w:numFmt w:val="lowerLetter"/>
+      <w:lvlText w:val="%5."/>
+      <w:lvlJc w:val="left"/>
+      <w:pPr>
+        <w:ind w:left="3948" w:hanging="360"/>
+      </w:pPr>
+    </w:lvl>
+    <w:lvl w:ilvl="5" w:tplc="0419001B" w:tentative="1">
+      <w:start w:val="1"/>
+      <w:numFmt w:val="lowerRoman"/>
+      <w:lvlText w:val="%6."/>
+      <w:lvlJc w:val="right"/>
+      <w:pPr>
+        <w:ind w:left="4668" w:hanging="180"/>
+      </w:pPr>
+    </w:lvl>
+    <w:lvl w:ilvl="6" w:tplc="0419000F" w:tentative="1">
+      <w:start w:val="1"/>
+      <w:numFmt w:val="decimal"/>
+      <w:lvlText w:val="%7."/>
+      <w:lvlJc w:val="left"/>
+      <w:pPr>
+        <w:ind w:left="5388" w:hanging="360"/>
+      </w:pPr>
+    </w:lvl>
+    <w:lvl w:ilvl="7" w:tplc="04190019" w:tentative="1">
+      <w:start w:val="1"/>
+      <w:numFmt w:val="lowerLetter"/>
+      <w:lvlText w:val="%8."/>
+      <w:lvlJc w:val="left"/>
+      <w:pPr>
+        <w:ind w:left="6108" w:hanging="360"/>
+      </w:pPr>
+    </w:lvl>
+    <w:lvl w:ilvl="8" w:tplc="0419001B" w:tentative="1">
+      <w:start w:val="1"/>
+      <w:numFmt w:val="lowerRoman"/>
+      <w:lvlText w:val="%9."/>
+      <w:lvlJc w:val="right"/>
+      <w:pPr>
+        <w:ind w:left="6828" w:hanging="180"/>
+      </w:pPr>
+    </w:lvl>
+  </w:abstractNum>
+  <w:abstractNum w:abstractNumId="26" w15:restartNumberingAfterBreak="0">
+    <w:nsid w:val="523B5E21"/>
+    <w:multiLevelType w:val="multilevel"/>
+    <w:tmpl w:val="E696A61A"/>
+    <w:lvl w:ilvl="0">
+      <w:start w:val="1"/>
+      <w:numFmt w:val="decimal"/>
+      <w:lvlText w:val="%1"/>
+      <w:lvlJc w:val="left"/>
+      <w:pPr>
+        <w:ind w:left="360" w:hanging="360"/>
+      </w:pPr>
+      <w:rPr>
+        <w:rFonts w:hint="default"/>
+      </w:rPr>
+    </w:lvl>
+    <w:lvl w:ilvl="1">
+      <w:start w:val="1"/>
+      <w:numFmt w:val="decimal"/>
+      <w:lvlText w:val="%1.%2"/>
+      <w:lvlJc w:val="left"/>
+      <w:pPr>
+        <w:ind w:left="1069" w:hanging="360"/>
+      </w:pPr>
+      <w:rPr>
+        <w:rFonts w:hint="default"/>
+      </w:rPr>
+    </w:lvl>
+    <w:lvl w:ilvl="2">
+      <w:start w:val="1"/>
+      <w:numFmt w:val="decimal"/>
+      <w:lvlText w:val="%1.%2.%3"/>
+      <w:lvlJc w:val="left"/>
+      <w:pPr>
+        <w:ind w:left="2138" w:hanging="720"/>
+      </w:pPr>
+      <w:rPr>
+        <w:rFonts w:hint="default"/>
+      </w:rPr>
+    </w:lvl>
+    <w:lvl w:ilvl="3">
+      <w:start w:val="1"/>
+      <w:numFmt w:val="decimal"/>
+      <w:lvlText w:val="%1.%2.%3.%4"/>
+      <w:lvlJc w:val="left"/>
+      <w:pPr>
+        <w:ind w:left="3207" w:hanging="1080"/>
+      </w:pPr>
+      <w:rPr>
+        <w:rFonts w:hint="default"/>
+      </w:rPr>
+    </w:lvl>
+    <w:lvl w:ilvl="4">
+      <w:start w:val="1"/>
+      <w:numFmt w:val="decimal"/>
+      <w:lvlText w:val="%1.%2.%3.%4.%5"/>
+      <w:lvlJc w:val="left"/>
+      <w:pPr>
+        <w:ind w:left="3916" w:hanging="1080"/>
+      </w:pPr>
+      <w:rPr>
+        <w:rFonts w:hint="default"/>
+      </w:rPr>
+    </w:lvl>
+    <w:lvl w:ilvl="5">
+      <w:start w:val="1"/>
+      <w:numFmt w:val="decimal"/>
+      <w:lvlText w:val="%1.%2.%3.%4.%5.%6"/>
+      <w:lvlJc w:val="left"/>
+      <w:pPr>
+        <w:ind w:left="4985" w:hanging="1440"/>
+      </w:pPr>
+      <w:rPr>
+        <w:rFonts w:hint="default"/>
+      </w:rPr>
+    </w:lvl>
+    <w:lvl w:ilvl="6">
+      <w:start w:val="1"/>
+      <w:numFmt w:val="decimal"/>
+      <w:lvlText w:val="%1.%2.%3.%4.%5.%6.%7"/>
+      <w:lvlJc w:val="left"/>
+      <w:pPr>
+        <w:ind w:left="5694" w:hanging="1440"/>
+      </w:pPr>
+      <w:rPr>
+        <w:rFonts w:hint="default"/>
+      </w:rPr>
+    </w:lvl>
+    <w:lvl w:ilvl="7">
+      <w:start w:val="1"/>
+      <w:numFmt w:val="decimal"/>
+      <w:lvlText w:val="%1.%2.%3.%4.%5.%6.%7.%8"/>
+      <w:lvlJc w:val="left"/>
+      <w:pPr>
+        <w:ind w:left="6763" w:hanging="1800"/>
+      </w:pPr>
+      <w:rPr>
+        <w:rFonts w:hint="default"/>
+      </w:rPr>
+    </w:lvl>
+    <w:lvl w:ilvl="8">
+      <w:start w:val="1"/>
+      <w:numFmt w:val="decimal"/>
+      <w:lvlText w:val="%1.%2.%3.%4.%5.%6.%7.%8.%9"/>
+      <w:lvlJc w:val="left"/>
+      <w:pPr>
+        <w:ind w:left="7832" w:hanging="2160"/>
+      </w:pPr>
+      <w:rPr>
+        <w:rFonts w:hint="default"/>
+      </w:rPr>
+    </w:lvl>
+  </w:abstractNum>
+  <w:abstractNum w:abstractNumId="27" w15:restartNumberingAfterBreak="0">
     <w:nsid w:val="5417467B"/>
     <w:multiLevelType w:val="hybridMultilevel"/>
     <w:tmpl w:val="011CEA1A"/>
@@ -14237,7 +14591,7 @@
       </w:pPr>
     </w:lvl>
   </w:abstractNum>
-  <w:abstractNum w:abstractNumId="23" w15:restartNumberingAfterBreak="0">
+  <w:abstractNum w:abstractNumId="28" w15:restartNumberingAfterBreak="0">
     <w:nsid w:val="5C754C42"/>
     <w:multiLevelType w:val="hybridMultilevel"/>
     <w:tmpl w:val="7E04FBF8"/>
@@ -14350,7 +14704,7 @@
       </w:rPr>
     </w:lvl>
   </w:abstractNum>
-  <w:abstractNum w:abstractNumId="24" w15:restartNumberingAfterBreak="0">
+  <w:abstractNum w:abstractNumId="29" w15:restartNumberingAfterBreak="0">
     <w:nsid w:val="5EFC340C"/>
     <w:multiLevelType w:val="hybridMultilevel"/>
     <w:tmpl w:val="393E78B8"/>
@@ -14463,7 +14817,7 @@
       </w:rPr>
     </w:lvl>
   </w:abstractNum>
-  <w:abstractNum w:abstractNumId="25" w15:restartNumberingAfterBreak="0">
+  <w:abstractNum w:abstractNumId="30" w15:restartNumberingAfterBreak="0">
     <w:nsid w:val="62C90ED1"/>
     <w:multiLevelType w:val="hybridMultilevel"/>
     <w:tmpl w:val="30360432"/>
@@ -14576,7 +14930,7 @@
       </w:rPr>
     </w:lvl>
   </w:abstractNum>
-  <w:abstractNum w:abstractNumId="26" w15:restartNumberingAfterBreak="0">
+  <w:abstractNum w:abstractNumId="31" w15:restartNumberingAfterBreak="0">
     <w:nsid w:val="63127B03"/>
     <w:multiLevelType w:val="hybridMultilevel"/>
     <w:tmpl w:val="FC2230C2"/>
@@ -14662,7 +15016,7 @@
       </w:pPr>
     </w:lvl>
   </w:abstractNum>
-  <w:abstractNum w:abstractNumId="27" w15:restartNumberingAfterBreak="0">
+  <w:abstractNum w:abstractNumId="32" w15:restartNumberingAfterBreak="0">
     <w:nsid w:val="65623152"/>
     <w:multiLevelType w:val="hybridMultilevel"/>
     <w:tmpl w:val="A7FE6E24"/>
@@ -14775,7 +15129,7 @@
       </w:rPr>
     </w:lvl>
   </w:abstractNum>
-  <w:abstractNum w:abstractNumId="28" w15:restartNumberingAfterBreak="0">
+  <w:abstractNum w:abstractNumId="33" w15:restartNumberingAfterBreak="0">
     <w:nsid w:val="6C787365"/>
     <w:multiLevelType w:val="hybridMultilevel"/>
     <w:tmpl w:val="82BABA60"/>
@@ -14888,11 +15242,11 @@
       </w:rPr>
     </w:lvl>
   </w:abstractNum>
-  <w:abstractNum w:abstractNumId="29" w15:restartNumberingAfterBreak="0">
+  <w:abstractNum w:abstractNumId="34" w15:restartNumberingAfterBreak="0">
     <w:nsid w:val="6DD00912"/>
     <w:multiLevelType w:val="hybridMultilevel"/>
-    <w:tmpl w:val="2CA89556"/>
-    <w:lvl w:ilvl="0" w:tplc="04190001">
+    <w:tmpl w:val="B2C6FF62"/>
+    <w:lvl w:ilvl="0" w:tplc="F1945EC8">
       <w:start w:val="1"/>
       <w:numFmt w:val="bullet"/>
       <w:lvlText w:val=""/>
@@ -15001,7 +15355,7 @@
       </w:rPr>
     </w:lvl>
   </w:abstractNum>
-  <w:abstractNum w:abstractNumId="30" w15:restartNumberingAfterBreak="0">
+  <w:abstractNum w:abstractNumId="35" w15:restartNumberingAfterBreak="0">
     <w:nsid w:val="7104748D"/>
     <w:multiLevelType w:val="hybridMultilevel"/>
     <w:tmpl w:val="3E8E3B0E"/>
@@ -15114,7 +15468,7 @@
       </w:rPr>
     </w:lvl>
   </w:abstractNum>
-  <w:abstractNum w:abstractNumId="31" w15:restartNumberingAfterBreak="0">
+  <w:abstractNum w:abstractNumId="36" w15:restartNumberingAfterBreak="0">
     <w:nsid w:val="71B320C3"/>
     <w:multiLevelType w:val="hybridMultilevel"/>
     <w:tmpl w:val="F7AE5192"/>
@@ -15200,7 +15554,7 @@
       </w:pPr>
     </w:lvl>
   </w:abstractNum>
-  <w:abstractNum w:abstractNumId="32" w15:restartNumberingAfterBreak="0">
+  <w:abstractNum w:abstractNumId="37" w15:restartNumberingAfterBreak="0">
     <w:nsid w:val="781F057C"/>
     <w:multiLevelType w:val="hybridMultilevel"/>
     <w:tmpl w:val="512C9EEA"/>
@@ -15313,7 +15667,7 @@
       </w:rPr>
     </w:lvl>
   </w:abstractNum>
-  <w:abstractNum w:abstractNumId="33" w15:restartNumberingAfterBreak="0">
+  <w:abstractNum w:abstractNumId="38" w15:restartNumberingAfterBreak="0">
     <w:nsid w:val="7B6C2BE0"/>
     <w:multiLevelType w:val="multilevel"/>
     <w:tmpl w:val="90F47346"/>
@@ -15427,106 +15781,106 @@
     </w:lvl>
   </w:abstractNum>
   <w:num w:numId="1">
-    <w:abstractNumId w:val="13"/>
+    <w:abstractNumId w:val="14"/>
   </w:num>
   <w:num w:numId="2">
     <w:abstractNumId w:val="0"/>
   </w:num>
   <w:num w:numId="3">
-    <w:abstractNumId w:val="10"/>
+    <w:abstractNumId w:val="11"/>
   </w:num>
   <w:num w:numId="4">
     <w:abstractNumId w:val="2"/>
   </w:num>
   <w:num w:numId="5">
-    <w:abstractNumId w:val="24"/>
+    <w:abstractNumId w:val="29"/>
   </w:num>
   <w:num w:numId="6">
-    <w:abstractNumId w:val="13"/>
+    <w:abstractNumId w:val="14"/>
     <w:lvlOverride w:ilvl="0">
       <w:startOverride w:val="1"/>
     </w:lvlOverride>
   </w:num>
   <w:num w:numId="7">
-    <w:abstractNumId w:val="8"/>
+    <w:abstractNumId w:val="9"/>
   </w:num>
   <w:num w:numId="8">
-    <w:abstractNumId w:val="25"/>
+    <w:abstractNumId w:val="30"/>
   </w:num>
   <w:num w:numId="9">
     <w:abstractNumId w:val="6"/>
   </w:num>
   <w:num w:numId="10">
-    <w:abstractNumId w:val="31"/>
+    <w:abstractNumId w:val="36"/>
   </w:num>
   <w:num w:numId="11">
-    <w:abstractNumId w:val="20"/>
+    <w:abstractNumId w:val="23"/>
   </w:num>
   <w:num w:numId="12">
-    <w:abstractNumId w:val="11"/>
+    <w:abstractNumId w:val="12"/>
   </w:num>
   <w:num w:numId="13">
-    <w:abstractNumId w:val="21"/>
+    <w:abstractNumId w:val="24"/>
   </w:num>
   <w:num w:numId="14">
     <w:abstractNumId w:val="1"/>
   </w:num>
   <w:num w:numId="15">
-    <w:abstractNumId w:val="15"/>
+    <w:abstractNumId w:val="16"/>
   </w:num>
   <w:num w:numId="16">
     <w:abstractNumId w:val="4"/>
   </w:num>
   <w:num w:numId="17">
-    <w:abstractNumId w:val="9"/>
+    <w:abstractNumId w:val="10"/>
   </w:num>
   <w:num w:numId="18">
+    <w:abstractNumId w:val="33"/>
+  </w:num>
+  <w:num w:numId="19">
+    <w:abstractNumId w:val="32"/>
+  </w:num>
+  <w:num w:numId="20">
+    <w:abstractNumId w:val="21"/>
+  </w:num>
+  <w:num w:numId="21">
+    <w:abstractNumId w:val="35"/>
+  </w:num>
+  <w:num w:numId="22">
+    <w:abstractNumId w:val="22"/>
+  </w:num>
+  <w:num w:numId="23">
     <w:abstractNumId w:val="28"/>
   </w:num>
-  <w:num w:numId="19">
+  <w:num w:numId="24">
+    <w:abstractNumId w:val="38"/>
+  </w:num>
+  <w:num w:numId="25">
     <w:abstractNumId w:val="27"/>
   </w:num>
-  <w:num w:numId="20">
-    <w:abstractNumId w:val="18"/>
-  </w:num>
-  <w:num w:numId="21">
-    <w:abstractNumId w:val="30"/>
-  </w:num>
-  <w:num w:numId="22">
-    <w:abstractNumId w:val="19"/>
-  </w:num>
-  <w:num w:numId="23">
-    <w:abstractNumId w:val="23"/>
-  </w:num>
-  <w:num w:numId="24">
-    <w:abstractNumId w:val="33"/>
-  </w:num>
-  <w:num w:numId="25">
-    <w:abstractNumId w:val="22"/>
-  </w:num>
   <w:num w:numId="26">
-    <w:abstractNumId w:val="26"/>
+    <w:abstractNumId w:val="31"/>
   </w:num>
   <w:num w:numId="27">
-    <w:abstractNumId w:val="12"/>
+    <w:abstractNumId w:val="13"/>
   </w:num>
   <w:num w:numId="28">
-    <w:abstractNumId w:val="32"/>
+    <w:abstractNumId w:val="37"/>
   </w:num>
   <w:num w:numId="29">
     <w:abstractNumId w:val="3"/>
   </w:num>
   <w:num w:numId="30">
-    <w:abstractNumId w:val="16"/>
+    <w:abstractNumId w:val="18"/>
   </w:num>
   <w:num w:numId="31">
-    <w:abstractNumId w:val="23"/>
+    <w:abstractNumId w:val="28"/>
   </w:num>
   <w:num w:numId="32">
-    <w:abstractNumId w:val="32"/>
+    <w:abstractNumId w:val="37"/>
   </w:num>
   <w:num w:numId="33">
-    <w:abstractNumId w:val="14"/>
+    <w:abstractNumId w:val="15"/>
   </w:num>
   <w:num w:numId="34">
     <w:abstractNumId w:val="5"/>
@@ -15535,10 +15889,37 @@
     <w:abstractNumId w:val="7"/>
   </w:num>
   <w:num w:numId="36">
-    <w:abstractNumId w:val="29"/>
+    <w:abstractNumId w:val="34"/>
   </w:num>
   <w:num w:numId="37">
+    <w:abstractNumId w:val="19"/>
+  </w:num>
+  <w:num w:numId="38">
     <w:abstractNumId w:val="17"/>
+  </w:num>
+  <w:num w:numId="39">
+    <w:abstractNumId w:val="8"/>
+  </w:num>
+  <w:num w:numId="40">
+    <w:abstractNumId w:val="26"/>
+  </w:num>
+  <w:num w:numId="41">
+    <w:abstractNumId w:val="20"/>
+  </w:num>
+  <w:num w:numId="42">
+    <w:abstractNumId w:val="20"/>
+    <w:lvlOverride w:ilvl="0">
+      <w:startOverride w:val="1"/>
+    </w:lvlOverride>
+  </w:num>
+  <w:num w:numId="43">
+    <w:abstractNumId w:val="25"/>
+  </w:num>
+  <w:num w:numId="44">
+    <w:abstractNumId w:val="25"/>
+    <w:lvlOverride w:ilvl="0">
+      <w:startOverride w:val="1"/>
+    </w:lvlOverride>
   </w:num>
   <w:numIdMacAtCleanup w:val="3"/>
 </w:numbering>
@@ -15961,12 +16342,14 @@
     <w:autoRedefine/>
     <w:uiPriority w:val="9"/>
     <w:qFormat/>
-    <w:rsid w:val="00076990"/>
+    <w:rsid w:val="008369DF"/>
     <w:pPr>
       <w:keepNext/>
       <w:keepLines/>
+      <w:tabs>
+        <w:tab w:val="left" w:pos="3609"/>
+      </w:tabs>
       <w:spacing w:line="480" w:lineRule="auto"/>
-      <w:ind w:firstLine="0"/>
       <w:outlineLvl w:val="0"/>
     </w:pPr>
     <w:rPr>
@@ -15983,18 +16366,15 @@
     <w:uiPriority w:val="9"/>
     <w:unhideWhenUsed/>
     <w:qFormat/>
-    <w:rsid w:val="005C75E8"/>
+    <w:rsid w:val="002A7614"/>
     <w:pPr>
       <w:keepNext/>
       <w:keepLines/>
-      <w:numPr>
-        <w:ilvl w:val="1"/>
-        <w:numId w:val="37"/>
-      </w:numPr>
       <w:tabs>
         <w:tab w:val="left" w:pos="0"/>
       </w:tabs>
       <w:spacing w:before="240" w:line="480" w:lineRule="auto"/>
+      <w:ind w:left="709" w:firstLine="0"/>
       <w:outlineLvl w:val="1"/>
     </w:pPr>
     <w:rPr>
@@ -16048,7 +16428,6 @@
   <w:style w:type="character" w:default="1" w:styleId="a1">
     <w:name w:val="Default Paragraph Font"/>
     <w:uiPriority w:val="1"/>
-    <w:semiHidden/>
     <w:unhideWhenUsed/>
   </w:style>
   <w:style w:type="table" w:default="1" w:styleId="a2">
@@ -16077,7 +16456,7 @@
     <w:basedOn w:val="a1"/>
     <w:link w:val="1"/>
     <w:uiPriority w:val="9"/>
-    <w:rsid w:val="00076990"/>
+    <w:rsid w:val="008369DF"/>
     <w:rPr>
       <w:rFonts w:ascii="Times New Roman" w:eastAsiaTheme="majorEastAsia" w:hAnsi="Times New Roman" w:cs="Times New Roman"/>
       <w:sz w:val="28"/>
@@ -16089,7 +16468,7 @@
     <w:basedOn w:val="a1"/>
     <w:link w:val="20"/>
     <w:uiPriority w:val="9"/>
-    <w:rsid w:val="005C75E8"/>
+    <w:rsid w:val="002A7614"/>
     <w:rPr>
       <w:rFonts w:ascii="Times New Roman" w:eastAsiaTheme="majorEastAsia" w:hAnsi="Times New Roman" w:cs="Times New Roman"/>
       <w:color w:val="000000" w:themeColor="text1"/>
@@ -16343,17 +16722,16 @@
     <w:autoRedefine/>
     <w:uiPriority w:val="1"/>
     <w:qFormat/>
-    <w:rsid w:val="001B118B"/>
+    <w:rsid w:val="00AF19E4"/>
     <w:pPr>
       <w:numPr>
-        <w:ilvl w:val="1"/>
-        <w:numId w:val="34"/>
+        <w:numId w:val="43"/>
       </w:numPr>
       <w:tabs>
-        <w:tab w:val="left" w:pos="851"/>
+        <w:tab w:val="left" w:pos="360"/>
       </w:tabs>
       <w:spacing w:before="120" w:after="120"/>
-      <w:ind w:right="-3"/>
+      <w:ind w:right="-3" w:firstLine="273"/>
       <w:contextualSpacing/>
     </w:pPr>
     <w:rPr>
